--- a/templates/common-paper-cc-by-4.0/common-paper-data-processing-agreement/template.docx
+++ b/templates/common-paper-cc-by-4.0/common-paper-data-processing-agreement/template.docx
@@ -7985,6 +7985,11 @@
               </w:rPr>
             </w:pPr>
             <w:r>
+              <w:rPr>
+                <w:rFonts w:ascii="Arial" w:eastAsia="Arial" w:hAnsi="Arial" w:cs="Arial"/>
+                <w:sz w:val="18"/>
+                <w:szCs w:val="18"/>
+              </w:rPr>
               <w:t>{provider_signatory_name}</w:t>
             </w:r>
           </w:p>
@@ -8038,6 +8043,11 @@
               </w:rPr>
             </w:pPr>
             <w:r>
+              <w:rPr>
+                <w:rFonts w:ascii="Arial" w:eastAsia="Arial" w:hAnsi="Arial" w:cs="Arial"/>
+                <w:sz w:val="18"/>
+                <w:szCs w:val="18"/>
+              </w:rPr>
               <w:t>{customer_signatory_name}</w:t>
             </w:r>
           </w:p>
@@ -8103,6 +8113,11 @@
               </w:rPr>
             </w:pPr>
             <w:r>
+              <w:rPr>
+                <w:rFonts w:ascii="Arial" w:eastAsia="Arial" w:hAnsi="Arial" w:cs="Arial"/>
+                <w:sz w:val="18"/>
+                <w:szCs w:val="18"/>
+              </w:rPr>
               <w:t>{provider_signatory_title_display}</w:t>
             </w:r>
           </w:p>
@@ -8156,6 +8171,11 @@
               </w:rPr>
             </w:pPr>
             <w:r>
+              <w:rPr>
+                <w:rFonts w:ascii="Arial" w:eastAsia="Arial" w:hAnsi="Arial" w:cs="Arial"/>
+                <w:sz w:val="18"/>
+                <w:szCs w:val="18"/>
+              </w:rPr>
               <w:t>{customer_signatory_title_display}</w:t>
             </w:r>
           </w:p>
